--- a/CS 307 - Software Engineering /Repaso para el Examen de Ingeniería de Software.docx
+++ b/CS 307 - Software Engineering /Repaso para el Examen de Ingeniería de Software.docx
@@ -34,46 +34,6 @@
     <w:p>
       <w:pPr>
         <w:spacing w:before="100" w:beforeAutospacing="1" w:after="100" w:afterAutospacing="1" w:line="240" w:lineRule="auto"/>
-        <w:rPr>
-          <w:rFonts w:ascii="Times New Roman" w:eastAsia="Times New Roman" w:hAnsi="Times New Roman" w:cs="Times New Roman"/>
-          <w:color w:val="000000"/>
-          <w:kern w:val="0"/>
-          <w14:ligatures w14:val="none"/>
-        </w:rPr>
-      </w:pPr>
-      <w:r>
-        <w:rPr>
-          <w:rFonts w:ascii="Times New Roman" w:eastAsia="Times New Roman" w:hAnsi="Times New Roman" w:cs="Times New Roman"/>
-          <w:color w:val="000000"/>
-          <w:kern w:val="0"/>
-          <w14:ligatures w14:val="none"/>
-        </w:rPr>
-        <w:t>Este documento es un repaso completo de los temas que aparecerán en el examen, basado en las diapositivas proporcionadas. Para cada tema, se incluye una explicación, un ejemplo y puntos importantes. Cada tema se explica primero en inglés y luego en español, para facilitar el estudio bilingüe. El enfoque está en conceptos clave, aplicaciones prácticas y lo que se considera esencial para el examen. Espera preguntas que pidan definiciones, comparaciones, diagramas o escenarios aplicados (2-5 por tema).</w:t>
-      </w:r>
-    </w:p>
-    <w:p>
-      <w:pPr>
-        <w:spacing w:before="100" w:beforeAutospacing="1" w:after="100" w:afterAutospacing="1" w:line="240" w:lineRule="auto"/>
-        <w:rPr>
-          <w:rFonts w:ascii="Times New Roman" w:eastAsia="Times New Roman" w:hAnsi="Times New Roman" w:cs="Times New Roman"/>
-          <w:color w:val="000000"/>
-          <w:kern w:val="0"/>
-          <w14:ligatures w14:val="none"/>
-        </w:rPr>
-      </w:pPr>
-      <w:r>
-        <w:rPr>
-          <w:rFonts w:ascii="Times New Roman" w:eastAsia="Times New Roman" w:hAnsi="Times New Roman" w:cs="Times New Roman"/>
-          <w:color w:val="000000"/>
-          <w:kern w:val="0"/>
-          <w14:ligatures w14:val="none"/>
-        </w:rPr>
-        <w:t>This document is a complete review of the topics that will appear on the exam, based on the provided slides. For each topic, an explanation, an example, and important points are included. Each topic is explained first in English and then in Spanish, to facilitate bilingual study. The focus is on key concepts, practical applications, and what is considered essential for the exam. Expect questions asking for definitions, comparisons, diagrams, or applied scenarios (2-5 per topic).</w:t>
-      </w:r>
-    </w:p>
-    <w:p>
-      <w:pPr>
-        <w:spacing w:before="100" w:beforeAutospacing="1" w:after="100" w:afterAutospacing="1" w:line="240" w:lineRule="auto"/>
         <w:outlineLvl w:val="1"/>
         <w:rPr>
           <w:rFonts w:ascii="Times New Roman" w:eastAsia="Times New Roman" w:hAnsi="Times New Roman" w:cs="Times New Roman"/>
@@ -312,122 +272,122 @@
           <w:szCs w:val="36"/>
           <w14:ligatures w14:val="none"/>
         </w:rPr>
+        <w:t>2. Types of Software</w:t>
+      </w:r>
+    </w:p>
+    <w:p>
+      <w:pPr>
+        <w:spacing w:before="100" w:beforeAutospacing="1" w:after="100" w:afterAutospacing="1" w:line="240" w:lineRule="auto"/>
+        <w:rPr>
+          <w:rFonts w:ascii="Times New Roman" w:eastAsia="Times New Roman" w:hAnsi="Times New Roman" w:cs="Times New Roman"/>
+          <w:color w:val="000000"/>
+          <w:kern w:val="0"/>
+          <w14:ligatures w14:val="none"/>
+        </w:rPr>
+      </w:pPr>
+      <w:r>
+        <w:rPr>
+          <w:rFonts w:ascii="Times New Roman" w:eastAsia="Times New Roman" w:hAnsi="Times New Roman" w:cs="Times New Roman"/>
+          <w:b/>
+          <w:bCs/>
+          <w:color w:val="000000"/>
+          <w:kern w:val="0"/>
+          <w14:ligatures w14:val="none"/>
+        </w:rPr>
+        <w:t>Explanation in English:</w:t>
+      </w:r>
+      <w:r>
+        <w:rPr>
+          <w:rFonts w:ascii="Times New Roman" w:eastAsia="Times New Roman" w:hAnsi="Times New Roman" w:cs="Times New Roman"/>
+          <w:color w:val="000000"/>
+          <w:kern w:val="0"/>
+          <w14:ligatures w14:val="none"/>
+        </w:rPr>
+        <w:t xml:space="preserve"> Software is categorized based on purpose and functionality. Main types include system software (manages hardware), application software (user tasks), embedded software (in devices), real-time software (time-sensitive), and AI/ML software (learning-based).</w:t>
+      </w:r>
+    </w:p>
+    <w:p>
+      <w:pPr>
+        <w:spacing w:before="100" w:beforeAutospacing="1" w:after="100" w:afterAutospacing="1" w:line="240" w:lineRule="auto"/>
+        <w:rPr>
+          <w:rFonts w:ascii="Times New Roman" w:eastAsia="Times New Roman" w:hAnsi="Times New Roman" w:cs="Times New Roman"/>
+          <w:color w:val="000000"/>
+          <w:kern w:val="0"/>
+          <w14:ligatures w14:val="none"/>
+        </w:rPr>
+      </w:pPr>
+      <w:r>
+        <w:rPr>
+          <w:rFonts w:ascii="Times New Roman" w:eastAsia="Times New Roman" w:hAnsi="Times New Roman" w:cs="Times New Roman"/>
+          <w:b/>
+          <w:bCs/>
+          <w:color w:val="000000"/>
+          <w:kern w:val="0"/>
+          <w14:ligatures w14:val="none"/>
+        </w:rPr>
+        <w:t>Example:</w:t>
+      </w:r>
+      <w:r>
+        <w:rPr>
+          <w:rFonts w:ascii="Times New Roman" w:eastAsia="Times New Roman" w:hAnsi="Times New Roman" w:cs="Times New Roman"/>
+          <w:color w:val="000000"/>
+          <w:kern w:val="0"/>
+          <w14:ligatures w14:val="none"/>
+        </w:rPr>
+        <w:t xml:space="preserve"> System software: Windows OS manages resources; Application: Microsoft Word for document editing; Embedded: Firmware in a smartwatch.</w:t>
+      </w:r>
+    </w:p>
+    <w:p>
+      <w:pPr>
+        <w:spacing w:before="100" w:beforeAutospacing="1" w:after="100" w:afterAutospacing="1" w:line="240" w:lineRule="auto"/>
+        <w:rPr>
+          <w:rFonts w:ascii="Times New Roman" w:eastAsia="Times New Roman" w:hAnsi="Times New Roman" w:cs="Times New Roman"/>
+          <w:color w:val="000000"/>
+          <w:kern w:val="0"/>
+          <w14:ligatures w14:val="none"/>
+        </w:rPr>
+      </w:pPr>
+      <w:r>
+        <w:rPr>
+          <w:rFonts w:ascii="Times New Roman" w:eastAsia="Times New Roman" w:hAnsi="Times New Roman" w:cs="Times New Roman"/>
+          <w:b/>
+          <w:bCs/>
+          <w:color w:val="000000"/>
+          <w:kern w:val="0"/>
+          <w14:ligatures w14:val="none"/>
+        </w:rPr>
+        <w:t>Important Points:</w:t>
+      </w:r>
+      <w:r>
+        <w:rPr>
+          <w:rFonts w:ascii="Times New Roman" w:eastAsia="Times New Roman" w:hAnsi="Times New Roman" w:cs="Times New Roman"/>
+          <w:color w:val="000000"/>
+          <w:kern w:val="0"/>
+          <w14:ligatures w14:val="none"/>
+        </w:rPr>
+        <w:t xml:space="preserve"> Know pros/cons of each type (e.g., real-time requires low latency). Exam focus: Classification and when to use each, like embedded for IoT devices.</w:t>
+      </w:r>
+    </w:p>
+    <w:p>
+      <w:pPr>
+        <w:spacing w:before="100" w:beforeAutospacing="1" w:after="100" w:afterAutospacing="1" w:line="240" w:lineRule="auto"/>
+        <w:rPr>
+          <w:rFonts w:ascii="Times New Roman" w:eastAsia="Times New Roman" w:hAnsi="Times New Roman" w:cs="Times New Roman"/>
+          <w:color w:val="000000"/>
+          <w:kern w:val="0"/>
+          <w14:ligatures w14:val="none"/>
+        </w:rPr>
+      </w:pPr>
+      <w:r>
+        <w:rPr>
+          <w:rFonts w:ascii="Times New Roman" w:eastAsia="Times New Roman" w:hAnsi="Times New Roman" w:cs="Times New Roman"/>
+          <w:b/>
+          <w:bCs/>
+          <w:color w:val="000000"/>
+          <w:kern w:val="0"/>
+          <w14:ligatures w14:val="none"/>
+        </w:rPr>
         <w:lastRenderedPageBreak/>
-        <w:t>2. Types of Software</w:t>
-      </w:r>
-    </w:p>
-    <w:p>
-      <w:pPr>
-        <w:spacing w:before="100" w:beforeAutospacing="1" w:after="100" w:afterAutospacing="1" w:line="240" w:lineRule="auto"/>
-        <w:rPr>
-          <w:rFonts w:ascii="Times New Roman" w:eastAsia="Times New Roman" w:hAnsi="Times New Roman" w:cs="Times New Roman"/>
-          <w:color w:val="000000"/>
-          <w:kern w:val="0"/>
-          <w14:ligatures w14:val="none"/>
-        </w:rPr>
-      </w:pPr>
-      <w:r>
-        <w:rPr>
-          <w:rFonts w:ascii="Times New Roman" w:eastAsia="Times New Roman" w:hAnsi="Times New Roman" w:cs="Times New Roman"/>
-          <w:b/>
-          <w:bCs/>
-          <w:color w:val="000000"/>
-          <w:kern w:val="0"/>
-          <w14:ligatures w14:val="none"/>
-        </w:rPr>
-        <w:t>Explanation in English:</w:t>
-      </w:r>
-      <w:r>
-        <w:rPr>
-          <w:rFonts w:ascii="Times New Roman" w:eastAsia="Times New Roman" w:hAnsi="Times New Roman" w:cs="Times New Roman"/>
-          <w:color w:val="000000"/>
-          <w:kern w:val="0"/>
-          <w14:ligatures w14:val="none"/>
-        </w:rPr>
-        <w:t xml:space="preserve"> Software is categorized based on purpose and functionality. Main types include system software (manages hardware), application software (user tasks), embedded software (in devices), real-time software (time-sensitive), and AI/ML software (learning-based).</w:t>
-      </w:r>
-    </w:p>
-    <w:p>
-      <w:pPr>
-        <w:spacing w:before="100" w:beforeAutospacing="1" w:after="100" w:afterAutospacing="1" w:line="240" w:lineRule="auto"/>
-        <w:rPr>
-          <w:rFonts w:ascii="Times New Roman" w:eastAsia="Times New Roman" w:hAnsi="Times New Roman" w:cs="Times New Roman"/>
-          <w:color w:val="000000"/>
-          <w:kern w:val="0"/>
-          <w14:ligatures w14:val="none"/>
-        </w:rPr>
-      </w:pPr>
-      <w:r>
-        <w:rPr>
-          <w:rFonts w:ascii="Times New Roman" w:eastAsia="Times New Roman" w:hAnsi="Times New Roman" w:cs="Times New Roman"/>
-          <w:b/>
-          <w:bCs/>
-          <w:color w:val="000000"/>
-          <w:kern w:val="0"/>
-          <w14:ligatures w14:val="none"/>
-        </w:rPr>
-        <w:t>Example:</w:t>
-      </w:r>
-      <w:r>
-        <w:rPr>
-          <w:rFonts w:ascii="Times New Roman" w:eastAsia="Times New Roman" w:hAnsi="Times New Roman" w:cs="Times New Roman"/>
-          <w:color w:val="000000"/>
-          <w:kern w:val="0"/>
-          <w14:ligatures w14:val="none"/>
-        </w:rPr>
-        <w:t xml:space="preserve"> System software: Windows OS manages resources; Application: Microsoft Word for document editing; Embedded: Firmware in a smartwatch.</w:t>
-      </w:r>
-    </w:p>
-    <w:p>
-      <w:pPr>
-        <w:spacing w:before="100" w:beforeAutospacing="1" w:after="100" w:afterAutospacing="1" w:line="240" w:lineRule="auto"/>
-        <w:rPr>
-          <w:rFonts w:ascii="Times New Roman" w:eastAsia="Times New Roman" w:hAnsi="Times New Roman" w:cs="Times New Roman"/>
-          <w:color w:val="000000"/>
-          <w:kern w:val="0"/>
-          <w14:ligatures w14:val="none"/>
-        </w:rPr>
-      </w:pPr>
-      <w:r>
-        <w:rPr>
-          <w:rFonts w:ascii="Times New Roman" w:eastAsia="Times New Roman" w:hAnsi="Times New Roman" w:cs="Times New Roman"/>
-          <w:b/>
-          <w:bCs/>
-          <w:color w:val="000000"/>
-          <w:kern w:val="0"/>
-          <w14:ligatures w14:val="none"/>
-        </w:rPr>
-        <w:t>Important Points:</w:t>
-      </w:r>
-      <w:r>
-        <w:rPr>
-          <w:rFonts w:ascii="Times New Roman" w:eastAsia="Times New Roman" w:hAnsi="Times New Roman" w:cs="Times New Roman"/>
-          <w:color w:val="000000"/>
-          <w:kern w:val="0"/>
-          <w14:ligatures w14:val="none"/>
-        </w:rPr>
-        <w:t xml:space="preserve"> Know pros/cons of each type (e.g., real-time requires low latency). Exam focus: Classification and when to use each, like embedded for IoT devices.</w:t>
-      </w:r>
-    </w:p>
-    <w:p>
-      <w:pPr>
-        <w:spacing w:before="100" w:beforeAutospacing="1" w:after="100" w:afterAutospacing="1" w:line="240" w:lineRule="auto"/>
-        <w:rPr>
-          <w:rFonts w:ascii="Times New Roman" w:eastAsia="Times New Roman" w:hAnsi="Times New Roman" w:cs="Times New Roman"/>
-          <w:color w:val="000000"/>
-          <w:kern w:val="0"/>
-          <w14:ligatures w14:val="none"/>
-        </w:rPr>
-      </w:pPr>
-      <w:r>
-        <w:rPr>
-          <w:rFonts w:ascii="Times New Roman" w:eastAsia="Times New Roman" w:hAnsi="Times New Roman" w:cs="Times New Roman"/>
-          <w:b/>
-          <w:bCs/>
-          <w:color w:val="000000"/>
-          <w:kern w:val="0"/>
-          <w14:ligatures w14:val="none"/>
-        </w:rPr>
         <w:t>Explicación en Español:</w:t>
       </w:r>
       <w:r>
@@ -705,7 +665,6 @@
           <w:kern w:val="0"/>
           <w14:ligatures w14:val="none"/>
         </w:rPr>
-        <w:lastRenderedPageBreak/>
         <w:t>Puntos Importantes:</w:t>
       </w:r>
       <w:r>
@@ -828,6 +787,7 @@
           <w:kern w:val="0"/>
           <w14:ligatures w14:val="none"/>
         </w:rPr>
+        <w:lastRenderedPageBreak/>
         <w:t>Important Points:</w:t>
       </w:r>
       <w:r>
@@ -1136,7 +1096,6 @@
           <w:kern w:val="0"/>
           <w14:ligatures w14:val="none"/>
         </w:rPr>
-        <w:lastRenderedPageBreak/>
         <w:t>Puntos Importantes:</w:t>
       </w:r>
       <w:r>
@@ -1259,6 +1218,7 @@
           <w:kern w:val="0"/>
           <w14:ligatures w14:val="none"/>
         </w:rPr>
+        <w:lastRenderedPageBreak/>
         <w:t>Important Points:</w:t>
       </w:r>
       <w:r>
@@ -1605,153 +1565,153 @@
           <w:szCs w:val="36"/>
           <w14:ligatures w14:val="none"/>
         </w:rPr>
+        <w:t>8. Requirements Analysis</w:t>
+      </w:r>
+    </w:p>
+    <w:p>
+      <w:pPr>
+        <w:spacing w:before="100" w:beforeAutospacing="1" w:after="100" w:afterAutospacing="1" w:line="240" w:lineRule="auto"/>
+        <w:rPr>
+          <w:rFonts w:ascii="Times New Roman" w:eastAsia="Times New Roman" w:hAnsi="Times New Roman" w:cs="Times New Roman"/>
+          <w:color w:val="000000"/>
+          <w:kern w:val="0"/>
+          <w14:ligatures w14:val="none"/>
+        </w:rPr>
+      </w:pPr>
+      <w:r>
+        <w:rPr>
+          <w:rFonts w:ascii="Times New Roman" w:eastAsia="Times New Roman" w:hAnsi="Times New Roman" w:cs="Times New Roman"/>
+          <w:b/>
+          <w:bCs/>
+          <w:color w:val="000000"/>
+          <w:kern w:val="0"/>
+          <w14:ligatures w14:val="none"/>
+        </w:rPr>
+        <w:t>Explanation in English:</w:t>
+      </w:r>
+      <w:r>
+        <w:rPr>
+          <w:rFonts w:ascii="Times New Roman" w:eastAsia="Times New Roman" w:hAnsi="Times New Roman" w:cs="Times New Roman"/>
+          <w:color w:val="000000"/>
+          <w:kern w:val="0"/>
+          <w14:ligatures w14:val="none"/>
+        </w:rPr>
+        <w:t xml:space="preserve"> Gathering and validating needs from stakeholders. Includes functional (what) and non-functional (how well) requirements.</w:t>
+      </w:r>
+    </w:p>
+    <w:p>
+      <w:pPr>
+        <w:spacing w:before="100" w:beforeAutospacing="1" w:after="100" w:afterAutospacing="1" w:line="240" w:lineRule="auto"/>
+        <w:rPr>
+          <w:rFonts w:ascii="Times New Roman" w:eastAsia="Times New Roman" w:hAnsi="Times New Roman" w:cs="Times New Roman"/>
+          <w:color w:val="000000"/>
+          <w:kern w:val="0"/>
+          <w14:ligatures w14:val="none"/>
+        </w:rPr>
+      </w:pPr>
+      <w:r>
+        <w:rPr>
+          <w:rFonts w:ascii="Times New Roman" w:eastAsia="Times New Roman" w:hAnsi="Times New Roman" w:cs="Times New Roman"/>
+          <w:b/>
+          <w:bCs/>
+          <w:color w:val="000000"/>
+          <w:kern w:val="0"/>
+          <w14:ligatures w14:val="none"/>
+        </w:rPr>
+        <w:t>Example:</w:t>
+      </w:r>
+      <w:r>
+        <w:rPr>
+          <w:rFonts w:ascii="Times New Roman" w:eastAsia="Times New Roman" w:hAnsi="Times New Roman" w:cs="Times New Roman"/>
+          <w:color w:val="000000"/>
+          <w:kern w:val="0"/>
+          <w14:ligatures w14:val="none"/>
+        </w:rPr>
+        <w:t xml:space="preserve"> For an e-commerce site: Functional - add to cart; Non-functional - load in &lt;2 seconds.</w:t>
+      </w:r>
+    </w:p>
+    <w:p>
+      <w:pPr>
+        <w:spacing w:before="100" w:beforeAutospacing="1" w:after="100" w:afterAutospacing="1" w:line="240" w:lineRule="auto"/>
+        <w:rPr>
+          <w:rFonts w:ascii="Times New Roman" w:eastAsia="Times New Roman" w:hAnsi="Times New Roman" w:cs="Times New Roman"/>
+          <w:color w:val="000000"/>
+          <w:kern w:val="0"/>
+          <w14:ligatures w14:val="none"/>
+        </w:rPr>
+      </w:pPr>
+      <w:r>
+        <w:rPr>
+          <w:rFonts w:ascii="Times New Roman" w:eastAsia="Times New Roman" w:hAnsi="Times New Roman" w:cs="Times New Roman"/>
+          <w:b/>
+          <w:bCs/>
+          <w:color w:val="000000"/>
+          <w:kern w:val="0"/>
+          <w14:ligatures w14:val="none"/>
+        </w:rPr>
+        <w:t>Important Points:</w:t>
+      </w:r>
+      <w:r>
+        <w:rPr>
+          <w:rFonts w:ascii="Times New Roman" w:eastAsia="Times New Roman" w:hAnsi="Times New Roman" w:cs="Times New Roman"/>
+          <w:color w:val="000000"/>
+          <w:kern w:val="0"/>
+          <w14:ligatures w14:val="none"/>
+        </w:rPr>
+        <w:t xml:space="preserve"> Use techniques like interviews; documents specs. Key: Identify stakeholders, ensure completeness to avoid rework.</w:t>
+      </w:r>
+    </w:p>
+    <w:p>
+      <w:pPr>
+        <w:spacing w:before="100" w:beforeAutospacing="1" w:after="100" w:afterAutospacing="1" w:line="240" w:lineRule="auto"/>
+        <w:rPr>
+          <w:rFonts w:ascii="Times New Roman" w:eastAsia="Times New Roman" w:hAnsi="Times New Roman" w:cs="Times New Roman"/>
+          <w:color w:val="000000"/>
+          <w:kern w:val="0"/>
+          <w14:ligatures w14:val="none"/>
+        </w:rPr>
+      </w:pPr>
+      <w:r>
+        <w:rPr>
+          <w:rFonts w:ascii="Times New Roman" w:eastAsia="Times New Roman" w:hAnsi="Times New Roman" w:cs="Times New Roman"/>
+          <w:b/>
+          <w:bCs/>
+          <w:color w:val="000000"/>
+          <w:kern w:val="0"/>
+          <w14:ligatures w14:val="none"/>
+        </w:rPr>
+        <w:t>Explicación en Español:</w:t>
+      </w:r>
+      <w:r>
+        <w:rPr>
+          <w:rFonts w:ascii="Times New Roman" w:eastAsia="Times New Roman" w:hAnsi="Times New Roman" w:cs="Times New Roman"/>
+          <w:color w:val="000000"/>
+          <w:kern w:val="0"/>
+          <w14:ligatures w14:val="none"/>
+        </w:rPr>
+        <w:t xml:space="preserve"> Recopilación y validación de necesidades de stakeholders. Incluye requisitos funcionales (qué) y no funcionales (cómo de bien).</w:t>
+      </w:r>
+    </w:p>
+    <w:p>
+      <w:pPr>
+        <w:spacing w:before="100" w:beforeAutospacing="1" w:after="100" w:afterAutospacing="1" w:line="240" w:lineRule="auto"/>
+        <w:rPr>
+          <w:rFonts w:ascii="Times New Roman" w:eastAsia="Times New Roman" w:hAnsi="Times New Roman" w:cs="Times New Roman"/>
+          <w:color w:val="000000"/>
+          <w:kern w:val="0"/>
+          <w14:ligatures w14:val="none"/>
+        </w:rPr>
+      </w:pPr>
+      <w:r>
+        <w:rPr>
+          <w:rFonts w:ascii="Times New Roman" w:eastAsia="Times New Roman" w:hAnsi="Times New Roman" w:cs="Times New Roman"/>
+          <w:b/>
+          <w:bCs/>
+          <w:color w:val="000000"/>
+          <w:kern w:val="0"/>
+          <w14:ligatures w14:val="none"/>
+        </w:rPr>
         <w:lastRenderedPageBreak/>
-        <w:t>8. Requirements Analysis</w:t>
-      </w:r>
-    </w:p>
-    <w:p>
-      <w:pPr>
-        <w:spacing w:before="100" w:beforeAutospacing="1" w:after="100" w:afterAutospacing="1" w:line="240" w:lineRule="auto"/>
-        <w:rPr>
-          <w:rFonts w:ascii="Times New Roman" w:eastAsia="Times New Roman" w:hAnsi="Times New Roman" w:cs="Times New Roman"/>
-          <w:color w:val="000000"/>
-          <w:kern w:val="0"/>
-          <w14:ligatures w14:val="none"/>
-        </w:rPr>
-      </w:pPr>
-      <w:r>
-        <w:rPr>
-          <w:rFonts w:ascii="Times New Roman" w:eastAsia="Times New Roman" w:hAnsi="Times New Roman" w:cs="Times New Roman"/>
-          <w:b/>
-          <w:bCs/>
-          <w:color w:val="000000"/>
-          <w:kern w:val="0"/>
-          <w14:ligatures w14:val="none"/>
-        </w:rPr>
-        <w:t>Explanation in English:</w:t>
-      </w:r>
-      <w:r>
-        <w:rPr>
-          <w:rFonts w:ascii="Times New Roman" w:eastAsia="Times New Roman" w:hAnsi="Times New Roman" w:cs="Times New Roman"/>
-          <w:color w:val="000000"/>
-          <w:kern w:val="0"/>
-          <w14:ligatures w14:val="none"/>
-        </w:rPr>
-        <w:t xml:space="preserve"> Gathering and validating needs from stakeholders. Includes functional (what) and non-functional (how well) requirements.</w:t>
-      </w:r>
-    </w:p>
-    <w:p>
-      <w:pPr>
-        <w:spacing w:before="100" w:beforeAutospacing="1" w:after="100" w:afterAutospacing="1" w:line="240" w:lineRule="auto"/>
-        <w:rPr>
-          <w:rFonts w:ascii="Times New Roman" w:eastAsia="Times New Roman" w:hAnsi="Times New Roman" w:cs="Times New Roman"/>
-          <w:color w:val="000000"/>
-          <w:kern w:val="0"/>
-          <w14:ligatures w14:val="none"/>
-        </w:rPr>
-      </w:pPr>
-      <w:r>
-        <w:rPr>
-          <w:rFonts w:ascii="Times New Roman" w:eastAsia="Times New Roman" w:hAnsi="Times New Roman" w:cs="Times New Roman"/>
-          <w:b/>
-          <w:bCs/>
-          <w:color w:val="000000"/>
-          <w:kern w:val="0"/>
-          <w14:ligatures w14:val="none"/>
-        </w:rPr>
-        <w:t>Example:</w:t>
-      </w:r>
-      <w:r>
-        <w:rPr>
-          <w:rFonts w:ascii="Times New Roman" w:eastAsia="Times New Roman" w:hAnsi="Times New Roman" w:cs="Times New Roman"/>
-          <w:color w:val="000000"/>
-          <w:kern w:val="0"/>
-          <w14:ligatures w14:val="none"/>
-        </w:rPr>
-        <w:t xml:space="preserve"> For an e-commerce site: Functional - add to cart; Non-functional - load in &lt;2 seconds.</w:t>
-      </w:r>
-    </w:p>
-    <w:p>
-      <w:pPr>
-        <w:spacing w:before="100" w:beforeAutospacing="1" w:after="100" w:afterAutospacing="1" w:line="240" w:lineRule="auto"/>
-        <w:rPr>
-          <w:rFonts w:ascii="Times New Roman" w:eastAsia="Times New Roman" w:hAnsi="Times New Roman" w:cs="Times New Roman"/>
-          <w:color w:val="000000"/>
-          <w:kern w:val="0"/>
-          <w14:ligatures w14:val="none"/>
-        </w:rPr>
-      </w:pPr>
-      <w:r>
-        <w:rPr>
-          <w:rFonts w:ascii="Times New Roman" w:eastAsia="Times New Roman" w:hAnsi="Times New Roman" w:cs="Times New Roman"/>
-          <w:b/>
-          <w:bCs/>
-          <w:color w:val="000000"/>
-          <w:kern w:val="0"/>
-          <w14:ligatures w14:val="none"/>
-        </w:rPr>
-        <w:t>Important Points:</w:t>
-      </w:r>
-      <w:r>
-        <w:rPr>
-          <w:rFonts w:ascii="Times New Roman" w:eastAsia="Times New Roman" w:hAnsi="Times New Roman" w:cs="Times New Roman"/>
-          <w:color w:val="000000"/>
-          <w:kern w:val="0"/>
-          <w14:ligatures w14:val="none"/>
-        </w:rPr>
-        <w:t xml:space="preserve"> Use techniques like interviews; documents specs. Key: Identify stakeholders, ensure completeness to avoid rework.</w:t>
-      </w:r>
-    </w:p>
-    <w:p>
-      <w:pPr>
-        <w:spacing w:before="100" w:beforeAutospacing="1" w:after="100" w:afterAutospacing="1" w:line="240" w:lineRule="auto"/>
-        <w:rPr>
-          <w:rFonts w:ascii="Times New Roman" w:eastAsia="Times New Roman" w:hAnsi="Times New Roman" w:cs="Times New Roman"/>
-          <w:color w:val="000000"/>
-          <w:kern w:val="0"/>
-          <w14:ligatures w14:val="none"/>
-        </w:rPr>
-      </w:pPr>
-      <w:r>
-        <w:rPr>
-          <w:rFonts w:ascii="Times New Roman" w:eastAsia="Times New Roman" w:hAnsi="Times New Roman" w:cs="Times New Roman"/>
-          <w:b/>
-          <w:bCs/>
-          <w:color w:val="000000"/>
-          <w:kern w:val="0"/>
-          <w14:ligatures w14:val="none"/>
-        </w:rPr>
-        <w:t>Explicación en Español:</w:t>
-      </w:r>
-      <w:r>
-        <w:rPr>
-          <w:rFonts w:ascii="Times New Roman" w:eastAsia="Times New Roman" w:hAnsi="Times New Roman" w:cs="Times New Roman"/>
-          <w:color w:val="000000"/>
-          <w:kern w:val="0"/>
-          <w14:ligatures w14:val="none"/>
-        </w:rPr>
-        <w:t xml:space="preserve"> Recopilación y validación de necesidades de stakeholders. Incluye requisitos funcionales (qué) y no funcionales (cómo de bien).</w:t>
-      </w:r>
-    </w:p>
-    <w:p>
-      <w:pPr>
-        <w:spacing w:before="100" w:beforeAutospacing="1" w:after="100" w:afterAutospacing="1" w:line="240" w:lineRule="auto"/>
-        <w:rPr>
-          <w:rFonts w:ascii="Times New Roman" w:eastAsia="Times New Roman" w:hAnsi="Times New Roman" w:cs="Times New Roman"/>
-          <w:color w:val="000000"/>
-          <w:kern w:val="0"/>
-          <w14:ligatures w14:val="none"/>
-        </w:rPr>
-      </w:pPr>
-      <w:r>
-        <w:rPr>
-          <w:rFonts w:ascii="Times New Roman" w:eastAsia="Times New Roman" w:hAnsi="Times New Roman" w:cs="Times New Roman"/>
-          <w:b/>
-          <w:bCs/>
-          <w:color w:val="000000"/>
-          <w:kern w:val="0"/>
-          <w14:ligatures w14:val="none"/>
-        </w:rPr>
         <w:t>Ejemplo:</w:t>
       </w:r>
       <w:r>
@@ -2120,7 +2080,6 @@
           <w:kern w:val="0"/>
           <w14:ligatures w14:val="none"/>
         </w:rPr>
-        <w:lastRenderedPageBreak/>
         <w:t>Important Points:</w:t>
       </w:r>
       <w:r>
@@ -2274,6 +2233,7 @@
           <w:kern w:val="0"/>
           <w14:ligatures w14:val="none"/>
         </w:rPr>
+        <w:lastRenderedPageBreak/>
         <w:t>Explanation in English:</w:t>
       </w:r>
       <w:r>
@@ -2644,7 +2604,6 @@
           <w:kern w:val="0"/>
           <w14:ligatures w14:val="none"/>
         </w:rPr>
-        <w:lastRenderedPageBreak/>
         <w:t>Puntos Importantes:</w:t>
       </w:r>
       <w:r>
@@ -2829,6 +2788,7 @@
           <w:kern w:val="0"/>
           <w14:ligatures w14:val="none"/>
         </w:rPr>
+        <w:lastRenderedPageBreak/>
         <w:t>Ejemplo:</w:t>
       </w:r>
       <w:r>
@@ -3197,7 +3157,6 @@
           <w:kern w:val="0"/>
           <w14:ligatures w14:val="none"/>
         </w:rPr>
-        <w:lastRenderedPageBreak/>
         <w:t>Important Points:</w:t>
       </w:r>
       <w:r>
@@ -3382,6 +3341,7 @@
           <w:kern w:val="0"/>
           <w14:ligatures w14:val="none"/>
         </w:rPr>
+        <w:lastRenderedPageBreak/>
         <w:t>Example:</w:t>
       </w:r>
       <w:r>
